--- a/Fase 2/Evidencias de documentacion/Investigacion_PHP_Laravel_APIs.docx
+++ b/Fase 2/Evidencias de documentacion/Investigacion_PHP_Laravel_APIs.docx
@@ -31,7 +31,31 @@
           <w:szCs w:val="22"/>
           <w:rtl w:val="0"/>
         </w:rPr>
-        <w:t xml:space="preserve">Proyecto FoodMatch (APT122)</w:t>
+        <w:t xml:space="preserve">Proyecto FoodMatch (APT122) </w:t>
+      </w:r>
+      <w:hyperlink r:id="rId7">
+        <w:r>
+          <w:rPr>
+            <w:i w:val="1"/>
+            <w:iCs w:val="1"/>
+            <w:color w:val="1155cc"/>
+            <w:sz w:val="22"/>
+            <w:szCs w:val="22"/>
+            <w:u w:val="single"/>
+            <w:rtl w:val="0"/>
+          </w:rPr>
+          <w:t xml:space="preserve">Starter Kits | Laravel 13.x - The clean stack for Artisans and agents</w:t>
+        </w:r>
+      </w:hyperlink>
+      <w:r>
+        <w:rPr>
+          <w:i w:val="1"/>
+          <w:iCs w:val="1"/>
+          <w:sz w:val="22"/>
+          <w:szCs w:val="22"/>
+          <w:rtl w:val="0"/>
+        </w:rPr>
+        <w:t xml:space="preserve"> </w:t>
       </w:r>
       <w:r>
         <w:rPr>
